--- a/docs/product/Lumi_Functional_Requirements.docx
+++ b/docs/product/Lumi_Functional_Requirements.docx
@@ -455,7 +455,7 @@
                 <w:sz w:val="20"/>
                 <w:szCs w:val="20"/>
               </w:rPr>
-              <w:t xml:space="preserve">F5</w:t>
+              <w:t xml:space="preserve">F23</w:t>
             </w:r>
           </w:p>
         </w:tc>
@@ -478,7 +478,7 @@
                 <w:sz w:val="20"/>
                 <w:szCs w:val="20"/>
               </w:rPr>
-              <w:t xml:space="preserve">Нижняя навигация (Курсы / Луми / Профиль)</w:t>
+              <w:t xml:space="preserve">Регистрация (Sign in with Apple)</w:t>
             </w:r>
           </w:p>
         </w:tc>
@@ -501,7 +501,7 @@
                 <w:sz w:val="20"/>
                 <w:szCs w:val="20"/>
               </w:rPr>
-              <w:t xml:space="preserve">Навигация</w:t>
+              <w:t xml:space="preserve">Онбординг</w:t>
             </w:r>
           </w:p>
         </w:tc>
@@ -527,7 +527,7 @@
                 <w:sz w:val="20"/>
                 <w:szCs w:val="20"/>
               </w:rPr>
-              <w:t xml:space="preserve">F6</w:t>
+              <w:t xml:space="preserve">F5</w:t>
             </w:r>
           </w:p>
         </w:tc>
@@ -551,7 +551,7 @@
                 <w:sz w:val="20"/>
                 <w:szCs w:val="20"/>
               </w:rPr>
-              <w:t xml:space="preserve">Список курсов с прогрессом и блокировкой</w:t>
+              <w:t xml:space="preserve">Нижняя навигация (Курсы / Луми / Профиль)</w:t>
             </w:r>
           </w:p>
         </w:tc>
@@ -575,7 +575,7 @@
                 <w:sz w:val="20"/>
                 <w:szCs w:val="20"/>
               </w:rPr>
-              <w:t xml:space="preserve">Контент</w:t>
+              <w:t xml:space="preserve">Навигация</w:t>
             </w:r>
           </w:p>
         </w:tc>
@@ -600,7 +600,7 @@
                 <w:sz w:val="20"/>
                 <w:szCs w:val="20"/>
               </w:rPr>
-              <w:t xml:space="preserve">F7</w:t>
+              <w:t xml:space="preserve">F6</w:t>
             </w:r>
           </w:p>
         </w:tc>
@@ -623,7 +623,7 @@
                 <w:sz w:val="20"/>
                 <w:szCs w:val="20"/>
               </w:rPr>
-              <w:t xml:space="preserve">Экран курса (список из 5 уроков)</w:t>
+              <w:t xml:space="preserve">Список курсов с прогрессом и блокировкой</w:t>
             </w:r>
           </w:p>
         </w:tc>
@@ -672,7 +672,7 @@
                 <w:sz w:val="20"/>
                 <w:szCs w:val="20"/>
               </w:rPr>
-              <w:t xml:space="preserve">F8</w:t>
+              <w:t xml:space="preserve">F7</w:t>
             </w:r>
           </w:p>
         </w:tc>
@@ -696,7 +696,7 @@
                 <w:sz w:val="20"/>
                 <w:szCs w:val="20"/>
               </w:rPr>
-              <w:t xml:space="preserve">Плеер урока (объяснение, упражнение, пример)</w:t>
+              <w:t xml:space="preserve">Экран курса (список из 5 уроков)</w:t>
             </w:r>
           </w:p>
         </w:tc>
@@ -745,7 +745,7 @@
                 <w:sz w:val="20"/>
                 <w:szCs w:val="20"/>
               </w:rPr>
-              <w:t xml:space="preserve">F9</w:t>
+              <w:t xml:space="preserve">F8</w:t>
             </w:r>
           </w:p>
         </w:tc>
@@ -768,7 +768,7 @@
                 <w:sz w:val="20"/>
                 <w:szCs w:val="20"/>
               </w:rPr>
-              <w:t xml:space="preserve">Экран завершения урока (награда, реакция маскота)</w:t>
+              <w:t xml:space="preserve">Плеер урока (объяснение, упражнение, пример)</w:t>
             </w:r>
           </w:p>
         </w:tc>
@@ -791,7 +791,7 @@
                 <w:sz w:val="20"/>
                 <w:szCs w:val="20"/>
               </w:rPr>
-              <w:t xml:space="preserve">Контент · Геймификация</w:t>
+              <w:t xml:space="preserve">Контент</w:t>
             </w:r>
           </w:p>
         </w:tc>
@@ -817,7 +817,7 @@
                 <w:sz w:val="20"/>
                 <w:szCs w:val="20"/>
               </w:rPr>
-              <w:t xml:space="preserve">F10</w:t>
+              <w:t xml:space="preserve">F9</w:t>
             </w:r>
           </w:p>
         </w:tc>
@@ -841,7 +841,7 @@
                 <w:sz w:val="20"/>
                 <w:szCs w:val="20"/>
               </w:rPr>
-              <w:t xml:space="preserve">Главный экран «Луми» (маскот, текущий урок, прогресс)</w:t>
+              <w:t xml:space="preserve">Экран завершения урока (награда, реакция маскота)</w:t>
             </w:r>
           </w:p>
         </w:tc>
@@ -865,7 +865,7 @@
                 <w:sz w:val="20"/>
                 <w:szCs w:val="20"/>
               </w:rPr>
-              <w:t xml:space="preserve">Навигация · Маскот</w:t>
+              <w:t xml:space="preserve">Контент · Геймификация</w:t>
             </w:r>
           </w:p>
         </w:tc>
@@ -890,7 +890,7 @@
                 <w:sz w:val="20"/>
                 <w:szCs w:val="20"/>
               </w:rPr>
-              <w:t xml:space="preserve">F11</w:t>
+              <w:t xml:space="preserve">F10</w:t>
             </w:r>
           </w:p>
         </w:tc>
@@ -913,7 +913,7 @@
                 <w:sz w:val="20"/>
                 <w:szCs w:val="20"/>
               </w:rPr>
-              <w:t xml:space="preserve">Система XP и уровней</w:t>
+              <w:t xml:space="preserve">Главный экран «Луми» (приветствие, статистика, текущий урок)</w:t>
             </w:r>
           </w:p>
         </w:tc>
@@ -936,7 +936,7 @@
                 <w:sz w:val="20"/>
                 <w:szCs w:val="20"/>
               </w:rPr>
-              <w:t xml:space="preserve">Геймификация</w:t>
+              <w:t xml:space="preserve">Навигация · Маскот</w:t>
             </w:r>
           </w:p>
         </w:tc>
@@ -962,7 +962,7 @@
                 <w:sz w:val="20"/>
                 <w:szCs w:val="20"/>
               </w:rPr>
-              <w:t xml:space="preserve">F12</w:t>
+              <w:t xml:space="preserve">F20</w:t>
             </w:r>
           </w:p>
         </w:tc>
@@ -986,7 +986,7 @@
                 <w:sz w:val="20"/>
                 <w:szCs w:val="20"/>
               </w:rPr>
-              <w:t xml:space="preserve">Валюта «Люмены» (начисление)</w:t>
+              <w:t xml:space="preserve">Блок «Сегодня для тебя» (4 короткие практики)</w:t>
             </w:r>
           </w:p>
         </w:tc>
@@ -1010,7 +1010,7 @@
                 <w:sz w:val="20"/>
                 <w:szCs w:val="20"/>
               </w:rPr>
-              <w:t xml:space="preserve">Геймификация</w:t>
+              <w:t xml:space="preserve">Контент</w:t>
             </w:r>
           </w:p>
         </w:tc>
@@ -1035,7 +1035,7 @@
                 <w:sz w:val="20"/>
                 <w:szCs w:val="20"/>
               </w:rPr>
-              <w:t xml:space="preserve">F13</w:t>
+              <w:t xml:space="preserve">F21</w:t>
             </w:r>
           </w:p>
         </w:tc>
@@ -1058,7 +1058,7 @@
                 <w:sz w:val="20"/>
                 <w:szCs w:val="20"/>
               </w:rPr>
-              <w:t xml:space="preserve">Магазин (заморозка дня, скины, секретные техники)</w:t>
+              <w:t xml:space="preserve">Карточка «Мысль дня»</w:t>
             </w:r>
           </w:p>
         </w:tc>
@@ -1081,7 +1081,7 @@
                 <w:sz w:val="20"/>
                 <w:szCs w:val="20"/>
               </w:rPr>
-              <w:t xml:space="preserve">Геймификация</w:t>
+              <w:t xml:space="preserve">Контент</w:t>
             </w:r>
           </w:p>
         </w:tc>
@@ -1107,7 +1107,7 @@
                 <w:sz w:val="20"/>
                 <w:szCs w:val="20"/>
               </w:rPr>
-              <w:t xml:space="preserve">F14</w:t>
+              <w:t xml:space="preserve">F22</w:t>
             </w:r>
           </w:p>
         </w:tc>
@@ -1131,7 +1131,7 @@
                 <w:sz w:val="20"/>
                 <w:szCs w:val="20"/>
               </w:rPr>
-              <w:t xml:space="preserve">Non-punitive streak (серия дней + автозаморозка)</w:t>
+              <w:t xml:space="preserve">«Гардероб» — тизер кастомизации маскота</w:t>
             </w:r>
           </w:p>
         </w:tc>
@@ -1155,7 +1155,7 @@
                 <w:sz w:val="20"/>
                 <w:szCs w:val="20"/>
               </w:rPr>
-              <w:t xml:space="preserve">Геймификация</w:t>
+              <w:t xml:space="preserve">Маскот · Геймификация</w:t>
             </w:r>
           </w:p>
         </w:tc>
@@ -1180,7 +1180,7 @@
                 <w:sz w:val="20"/>
                 <w:szCs w:val="20"/>
               </w:rPr>
-              <w:t xml:space="preserve">F15</w:t>
+              <w:t xml:space="preserve">F11</w:t>
             </w:r>
           </w:p>
         </w:tc>
@@ -1203,7 +1203,7 @@
                 <w:sz w:val="20"/>
                 <w:szCs w:val="20"/>
               </w:rPr>
-              <w:t xml:space="preserve">4 эмоциональных состояния маскота</w:t>
+              <w:t xml:space="preserve">Система XP и уровней</w:t>
             </w:r>
           </w:p>
         </w:tc>
@@ -1226,7 +1226,7 @@
                 <w:sz w:val="20"/>
                 <w:szCs w:val="20"/>
               </w:rPr>
-              <w:t xml:space="preserve">Маскот</w:t>
+              <w:t xml:space="preserve">Геймификация</w:t>
             </w:r>
           </w:p>
         </w:tc>
@@ -1252,7 +1252,7 @@
                 <w:sz w:val="20"/>
                 <w:szCs w:val="20"/>
               </w:rPr>
-              <w:t xml:space="preserve">F16</w:t>
+              <w:t xml:space="preserve">F12</w:t>
             </w:r>
           </w:p>
         </w:tc>
@@ -1276,7 +1276,7 @@
                 <w:sz w:val="20"/>
                 <w:szCs w:val="20"/>
               </w:rPr>
-              <w:t xml:space="preserve">Профиль (уровень, люмены, streak, достижения)</w:t>
+              <w:t xml:space="preserve">Валюта «Люмены» (начисление)</w:t>
             </w:r>
           </w:p>
         </w:tc>
@@ -1300,7 +1300,7 @@
                 <w:sz w:val="20"/>
                 <w:szCs w:val="20"/>
               </w:rPr>
-              <w:t xml:space="preserve">Профиль</w:t>
+              <w:t xml:space="preserve">Геймификация</w:t>
             </w:r>
           </w:p>
         </w:tc>
@@ -1325,7 +1325,7 @@
                 <w:sz w:val="20"/>
                 <w:szCs w:val="20"/>
               </w:rPr>
-              <w:t xml:space="preserve">F17</w:t>
+              <w:t xml:space="preserve">F13</w:t>
             </w:r>
           </w:p>
         </w:tc>
@@ -1348,7 +1348,7 @@
                 <w:sz w:val="20"/>
                 <w:szCs w:val="20"/>
               </w:rPr>
-              <w:t xml:space="preserve">Настройки (напоминания, дисклеймер, privacy policy)</w:t>
+              <w:t xml:space="preserve">Магазин (заморозка дня, скины, секретные техники)</w:t>
             </w:r>
           </w:p>
         </w:tc>
@@ -1371,7 +1371,7 @@
                 <w:sz w:val="20"/>
                 <w:szCs w:val="20"/>
               </w:rPr>
-              <w:t xml:space="preserve">Профиль</w:t>
+              <w:t xml:space="preserve">Геймификация</w:t>
             </w:r>
           </w:p>
         </w:tc>
@@ -1397,7 +1397,7 @@
                 <w:sz w:val="20"/>
                 <w:szCs w:val="20"/>
               </w:rPr>
-              <w:t xml:space="preserve">F18</w:t>
+              <w:t xml:space="preserve">F14</w:t>
             </w:r>
           </w:p>
         </w:tc>
@@ -1421,7 +1421,7 @@
                 <w:sz w:val="20"/>
                 <w:szCs w:val="20"/>
               </w:rPr>
-              <w:t xml:space="preserve">Кризисный протокол и экран поддержки</w:t>
+              <w:t xml:space="preserve">Non-punitive streak (серия дней + автозаморозка)</w:t>
             </w:r>
           </w:p>
         </w:tc>
@@ -1445,7 +1445,7 @@
                 <w:sz w:val="20"/>
                 <w:szCs w:val="20"/>
               </w:rPr>
-              <w:t xml:space="preserve">Безопасность</w:t>
+              <w:t xml:space="preserve">Геймификация</w:t>
             </w:r>
           </w:p>
         </w:tc>
@@ -1470,6 +1470,296 @@
                 <w:sz w:val="20"/>
                 <w:szCs w:val="20"/>
               </w:rPr>
+              <w:t xml:space="preserve">F15</w:t>
+            </w:r>
+          </w:p>
+        </w:tc>
+        <w:tc>
+          <w:tcPr>
+            <w:tcW w:type="dxa" w:w="5500"/>
+            <w:tcMar>
+              <w:top w:type="dxa" w:w="70"/>
+              <w:left w:type="dxa" w:w="100"/>
+              <w:bottom w:type="dxa" w:w="70"/>
+              <w:right w:type="dxa" w:w="100"/>
+            </w:tcMar>
+          </w:tcPr>
+          <w:p>
+            <w:r>
+              <w:rPr>
+                <w:b w:val="false"/>
+                <w:bCs w:val="false"/>
+                <w:color w:val="000000"/>
+                <w:sz w:val="20"/>
+                <w:szCs w:val="20"/>
+              </w:rPr>
+              <w:t xml:space="preserve">4 эмоциональных состояния маскота</w:t>
+            </w:r>
+          </w:p>
+        </w:tc>
+        <w:tc>
+          <w:tcPr>
+            <w:tcW w:type="dxa" w:w="2600"/>
+            <w:tcMar>
+              <w:top w:type="dxa" w:w="70"/>
+              <w:left w:type="dxa" w:w="100"/>
+              <w:bottom w:type="dxa" w:w="70"/>
+              <w:right w:type="dxa" w:w="100"/>
+            </w:tcMar>
+          </w:tcPr>
+          <w:p>
+            <w:r>
+              <w:rPr>
+                <w:b w:val="false"/>
+                <w:bCs w:val="false"/>
+                <w:color w:val="000000"/>
+                <w:sz w:val="20"/>
+                <w:szCs w:val="20"/>
+              </w:rPr>
+              <w:t xml:space="preserve">Маскот</w:t>
+            </w:r>
+          </w:p>
+        </w:tc>
+      </w:tr>
+      <w:tr>
+        <w:tc>
+          <w:tcPr>
+            <w:tcW w:type="dxa" w:w="900"/>
+            <w:shd w:fill="EDE9F7" w:color="auto" w:val="clear"/>
+            <w:tcMar>
+              <w:top w:type="dxa" w:w="70"/>
+              <w:left w:type="dxa" w:w="100"/>
+              <w:bottom w:type="dxa" w:w="70"/>
+              <w:right w:type="dxa" w:w="100"/>
+            </w:tcMar>
+          </w:tcPr>
+          <w:p>
+            <w:r>
+              <w:rPr>
+                <w:b w:val="false"/>
+                <w:bCs w:val="false"/>
+                <w:color w:val="000000"/>
+                <w:sz w:val="20"/>
+                <w:szCs w:val="20"/>
+              </w:rPr>
+              <w:t xml:space="preserve">F16</w:t>
+            </w:r>
+          </w:p>
+        </w:tc>
+        <w:tc>
+          <w:tcPr>
+            <w:tcW w:type="dxa" w:w="5500"/>
+            <w:shd w:fill="EDE9F7" w:color="auto" w:val="clear"/>
+            <w:tcMar>
+              <w:top w:type="dxa" w:w="70"/>
+              <w:left w:type="dxa" w:w="100"/>
+              <w:bottom w:type="dxa" w:w="70"/>
+              <w:right w:type="dxa" w:w="100"/>
+            </w:tcMar>
+          </w:tcPr>
+          <w:p>
+            <w:r>
+              <w:rPr>
+                <w:b w:val="false"/>
+                <w:bCs w:val="false"/>
+                <w:color w:val="000000"/>
+                <w:sz w:val="20"/>
+                <w:szCs w:val="20"/>
+              </w:rPr>
+              <w:t xml:space="preserve">Профиль (уровень, люмены, streak, достижения)</w:t>
+            </w:r>
+          </w:p>
+        </w:tc>
+        <w:tc>
+          <w:tcPr>
+            <w:tcW w:type="dxa" w:w="2600"/>
+            <w:shd w:fill="EDE9F7" w:color="auto" w:val="clear"/>
+            <w:tcMar>
+              <w:top w:type="dxa" w:w="70"/>
+              <w:left w:type="dxa" w:w="100"/>
+              <w:bottom w:type="dxa" w:w="70"/>
+              <w:right w:type="dxa" w:w="100"/>
+            </w:tcMar>
+          </w:tcPr>
+          <w:p>
+            <w:r>
+              <w:rPr>
+                <w:b w:val="false"/>
+                <w:bCs w:val="false"/>
+                <w:color w:val="000000"/>
+                <w:sz w:val="20"/>
+                <w:szCs w:val="20"/>
+              </w:rPr>
+              <w:t xml:space="preserve">Профиль</w:t>
+            </w:r>
+          </w:p>
+        </w:tc>
+      </w:tr>
+      <w:tr>
+        <w:tc>
+          <w:tcPr>
+            <w:tcW w:type="dxa" w:w="900"/>
+            <w:tcMar>
+              <w:top w:type="dxa" w:w="70"/>
+              <w:left w:type="dxa" w:w="100"/>
+              <w:bottom w:type="dxa" w:w="70"/>
+              <w:right w:type="dxa" w:w="100"/>
+            </w:tcMar>
+          </w:tcPr>
+          <w:p>
+            <w:r>
+              <w:rPr>
+                <w:b w:val="false"/>
+                <w:bCs w:val="false"/>
+                <w:color w:val="000000"/>
+                <w:sz w:val="20"/>
+                <w:szCs w:val="20"/>
+              </w:rPr>
+              <w:t xml:space="preserve">F17</w:t>
+            </w:r>
+          </w:p>
+        </w:tc>
+        <w:tc>
+          <w:tcPr>
+            <w:tcW w:type="dxa" w:w="5500"/>
+            <w:tcMar>
+              <w:top w:type="dxa" w:w="70"/>
+              <w:left w:type="dxa" w:w="100"/>
+              <w:bottom w:type="dxa" w:w="70"/>
+              <w:right w:type="dxa" w:w="100"/>
+            </w:tcMar>
+          </w:tcPr>
+          <w:p>
+            <w:r>
+              <w:rPr>
+                <w:b w:val="false"/>
+                <w:bCs w:val="false"/>
+                <w:color w:val="000000"/>
+                <w:sz w:val="20"/>
+                <w:szCs w:val="20"/>
+              </w:rPr>
+              <w:t xml:space="preserve">Настройки (напоминания, дисклеймер, privacy policy)</w:t>
+            </w:r>
+          </w:p>
+        </w:tc>
+        <w:tc>
+          <w:tcPr>
+            <w:tcW w:type="dxa" w:w="2600"/>
+            <w:tcMar>
+              <w:top w:type="dxa" w:w="70"/>
+              <w:left w:type="dxa" w:w="100"/>
+              <w:bottom w:type="dxa" w:w="70"/>
+              <w:right w:type="dxa" w:w="100"/>
+            </w:tcMar>
+          </w:tcPr>
+          <w:p>
+            <w:r>
+              <w:rPr>
+                <w:b w:val="false"/>
+                <w:bCs w:val="false"/>
+                <w:color w:val="000000"/>
+                <w:sz w:val="20"/>
+                <w:szCs w:val="20"/>
+              </w:rPr>
+              <w:t xml:space="preserve">Профиль</w:t>
+            </w:r>
+          </w:p>
+        </w:tc>
+      </w:tr>
+      <w:tr>
+        <w:tc>
+          <w:tcPr>
+            <w:tcW w:type="dxa" w:w="900"/>
+            <w:shd w:fill="EDE9F7" w:color="auto" w:val="clear"/>
+            <w:tcMar>
+              <w:top w:type="dxa" w:w="70"/>
+              <w:left w:type="dxa" w:w="100"/>
+              <w:bottom w:type="dxa" w:w="70"/>
+              <w:right w:type="dxa" w:w="100"/>
+            </w:tcMar>
+          </w:tcPr>
+          <w:p>
+            <w:r>
+              <w:rPr>
+                <w:b w:val="false"/>
+                <w:bCs w:val="false"/>
+                <w:color w:val="000000"/>
+                <w:sz w:val="20"/>
+                <w:szCs w:val="20"/>
+              </w:rPr>
+              <w:t xml:space="preserve">F18</w:t>
+            </w:r>
+          </w:p>
+        </w:tc>
+        <w:tc>
+          <w:tcPr>
+            <w:tcW w:type="dxa" w:w="5500"/>
+            <w:shd w:fill="EDE9F7" w:color="auto" w:val="clear"/>
+            <w:tcMar>
+              <w:top w:type="dxa" w:w="70"/>
+              <w:left w:type="dxa" w:w="100"/>
+              <w:bottom w:type="dxa" w:w="70"/>
+              <w:right w:type="dxa" w:w="100"/>
+            </w:tcMar>
+          </w:tcPr>
+          <w:p>
+            <w:r>
+              <w:rPr>
+                <w:b w:val="false"/>
+                <w:bCs w:val="false"/>
+                <w:color w:val="000000"/>
+                <w:sz w:val="20"/>
+                <w:szCs w:val="20"/>
+              </w:rPr>
+              <w:t xml:space="preserve">Кризисный протокол и экран поддержки</w:t>
+            </w:r>
+          </w:p>
+        </w:tc>
+        <w:tc>
+          <w:tcPr>
+            <w:tcW w:type="dxa" w:w="2600"/>
+            <w:shd w:fill="EDE9F7" w:color="auto" w:val="clear"/>
+            <w:tcMar>
+              <w:top w:type="dxa" w:w="70"/>
+              <w:left w:type="dxa" w:w="100"/>
+              <w:bottom w:type="dxa" w:w="70"/>
+              <w:right w:type="dxa" w:w="100"/>
+            </w:tcMar>
+          </w:tcPr>
+          <w:p>
+            <w:r>
+              <w:rPr>
+                <w:b w:val="false"/>
+                <w:bCs w:val="false"/>
+                <w:color w:val="000000"/>
+                <w:sz w:val="20"/>
+                <w:szCs w:val="20"/>
+              </w:rPr>
+              <w:t xml:space="preserve">Безопасность</w:t>
+            </w:r>
+          </w:p>
+        </w:tc>
+      </w:tr>
+      <w:tr>
+        <w:tc>
+          <w:tcPr>
+            <w:tcW w:type="dxa" w:w="900"/>
+            <w:tcMar>
+              <w:top w:type="dxa" w:w="70"/>
+              <w:left w:type="dxa" w:w="100"/>
+              <w:bottom w:type="dxa" w:w="70"/>
+              <w:right w:type="dxa" w:w="100"/>
+            </w:tcMar>
+          </w:tcPr>
+          <w:p>
+            <w:r>
+              <w:rPr>
+                <w:b w:val="false"/>
+                <w:bCs w:val="false"/>
+                <w:color w:val="000000"/>
+                <w:sz w:val="20"/>
+                <w:szCs w:val="20"/>
+              </w:rPr>
               <w:t xml:space="preserve">F19</w:t>
             </w:r>
           </w:p>
@@ -1517,6 +1807,80 @@
                 <w:szCs w:val="20"/>
               </w:rPr>
               <w:t xml:space="preserve">Безопасность</w:t>
+            </w:r>
+          </w:p>
+        </w:tc>
+      </w:tr>
+      <w:tr>
+        <w:tc>
+          <w:tcPr>
+            <w:tcW w:type="dxa" w:w="900"/>
+            <w:shd w:fill="EDE9F7" w:color="auto" w:val="clear"/>
+            <w:tcMar>
+              <w:top w:type="dxa" w:w="70"/>
+              <w:left w:type="dxa" w:w="100"/>
+              <w:bottom w:type="dxa" w:w="70"/>
+              <w:right w:type="dxa" w:w="100"/>
+            </w:tcMar>
+          </w:tcPr>
+          <w:p>
+            <w:r>
+              <w:rPr>
+                <w:b w:val="false"/>
+                <w:bCs w:val="false"/>
+                <w:color w:val="000000"/>
+                <w:sz w:val="20"/>
+                <w:szCs w:val="20"/>
+              </w:rPr>
+              <w:t xml:space="preserve">F24</w:t>
+            </w:r>
+          </w:p>
+        </w:tc>
+        <w:tc>
+          <w:tcPr>
+            <w:tcW w:type="dxa" w:w="5500"/>
+            <w:shd w:fill="EDE9F7" w:color="auto" w:val="clear"/>
+            <w:tcMar>
+              <w:top w:type="dxa" w:w="70"/>
+              <w:left w:type="dxa" w:w="100"/>
+              <w:bottom w:type="dxa" w:w="70"/>
+              <w:right w:type="dxa" w:w="100"/>
+            </w:tcMar>
+          </w:tcPr>
+          <w:p>
+            <w:r>
+              <w:rPr>
+                <w:b w:val="false"/>
+                <w:bCs w:val="false"/>
+                <w:color w:val="000000"/>
+                <w:sz w:val="20"/>
+                <w:szCs w:val="20"/>
+              </w:rPr>
+              <w:t xml:space="preserve">iOS-виджет главного экрана (серия дней + мысль дня)</w:t>
+            </w:r>
+          </w:p>
+        </w:tc>
+        <w:tc>
+          <w:tcPr>
+            <w:tcW w:type="dxa" w:w="2600"/>
+            <w:shd w:fill="EDE9F7" w:color="auto" w:val="clear"/>
+            <w:tcMar>
+              <w:top w:type="dxa" w:w="70"/>
+              <w:left w:type="dxa" w:w="100"/>
+              <w:bottom w:type="dxa" w:w="70"/>
+              <w:right w:type="dxa" w:w="100"/>
+            </w:tcMar>
+          </w:tcPr>
+          <w:p>
+            <w:r>
+              <w:rPr>
+                <w:b w:val="false"/>
+                <w:bCs w:val="false"/>
+                <w:color w:val="000000"/>
+                <w:sz w:val="20"/>
+                <w:szCs w:val="20"/>
+              </w:rPr>
+              <w:t xml:space="preserve">Виджет</w:t>
             </w:r>
           </w:p>
         </w:tc>
@@ -1668,14 +2032,14 @@
           <w:sz w:val="21"/>
           <w:szCs w:val="21"/>
         </w:rPr>
-        <w:t xml:space="preserve">Логика: </w:t>
-      </w:r>
-      <w:r>
-        <w:rPr>
-          <w:sz w:val="21"/>
-          <w:szCs w:val="21"/>
-        </w:rPr>
-        <w:t xml:space="preserve">Ответ на вопрос 2 определяет, какой курс станет стартовым для пользователя. После 4 вопросов система формирует и показывает персональный план одним экраном («Начнём с курса …»).</w:t>
+        <w:t xml:space="preserve">Алгоритм подбора курса: </w:t>
+      </w:r>
+      <w:r>
+        <w:rPr>
+          <w:sz w:val="21"/>
+          <w:szCs w:val="21"/>
+        </w:rPr>
+        <w:t xml:space="preserve">Q2 напрямую сопоставляется с курсом: критика себя → курс 1, доброта к себе после ошибок → курс 2, право себя принимать → курс 5, «не знаю, с чего начать» → курс 0. Если ответ на Q1 ≤ 2 (низкая уверенность) — старт всегда с курса 0 независимо от Q2, а курс по Q2 становится следующим в очереди. Q3 не влияет на роутинг в MVP (сохраняется как метаданные — форматы аудио/интерактив физически не реализованы, только текст). Q4 не влияет на роутинг, только подставляется текстом в финальный экран плана.</w:t>
       </w:r>
     </w:p>
     <w:p>
@@ -1717,7 +2081,7 @@
           <w:sz w:val="21"/>
           <w:szCs w:val="21"/>
         </w:rPr>
-        <w:t xml:space="preserve">Общее время прохождения онбординга — не более 2 минут, без длинных анкет; сразу после — переход к первому уроку.</w:t>
+        <w:t xml:space="preserve">Общее время прохождения онбординга — не более 2 минут, без длинных анкет; сразу после — переход к регистрации (F23), затем к первому уроку.</w:t>
       </w:r>
     </w:p>
     <w:p>
@@ -1733,7 +2097,7 @@
           <w:sz w:val="25"/>
           <w:szCs w:val="25"/>
         </w:rPr>
-        <w:t xml:space="preserve">F5. Нижняя навигация</w:t>
+        <w:t xml:space="preserve">F23. Регистрация (Sign in with Apple)</w:t>
       </w:r>
     </w:p>
     <w:p>
@@ -1754,7 +2118,7 @@
           <w:sz w:val="21"/>
           <w:szCs w:val="21"/>
         </w:rPr>
-        <w:t xml:space="preserve">Постоянный Tab Bar из 3 вкладок: Курсы (слева), Луми (по центру, визуально крупнее — акцентный элемент), Профиль (справа).</w:t>
+        <w:t xml:space="preserve">Единственный способ входа в MVP — Sign in with Apple, один тап, без пароля. Расположена после экрана персонального плана, перед первым уроком.</w:t>
       </w:r>
     </w:p>
     <w:p>
@@ -1768,14 +2132,35 @@
           <w:sz w:val="21"/>
           <w:szCs w:val="21"/>
         </w:rPr>
-        <w:t xml:space="preserve">Поведение: </w:t>
-      </w:r>
-      <w:r>
-        <w:rPr>
-          <w:sz w:val="21"/>
-          <w:szCs w:val="21"/>
-        </w:rPr>
-        <w:t xml:space="preserve">Переключение вкладок мгновенное, без потери состояния текущего экрана при возврате.</w:t>
+        <w:t xml:space="preserve">Обоснование места в потоке: </w:t>
+      </w:r>
+      <w:r>
+        <w:rPr>
+          <w:sz w:val="21"/>
+          <w:szCs w:val="21"/>
+        </w:rPr>
+        <w:t xml:space="preserve">Пользователь уже увидел персональный план и ценность приложения до момента, когда его просят зарегистрироваться — снижает отказ на этом шаге по сравнению с регистрацией в самом начале.</w:t>
+      </w:r>
+    </w:p>
+    <w:p>
+      <w:pPr>
+        <w:spacing w:after="80" w:line="268"/>
+      </w:pPr>
+      <w:r>
+        <w:rPr>
+          <w:b/>
+          <w:bCs/>
+          <w:sz w:val="21"/>
+          <w:szCs w:val="21"/>
+        </w:rPr>
+        <w:t xml:space="preserve">Ограничения: </w:t>
+      </w:r>
+      <w:r>
+        <w:rPr>
+          <w:sz w:val="21"/>
+          <w:szCs w:val="21"/>
+        </w:rPr>
+        <w:t xml:space="preserve">Экран нельзя пропустить — без аккаунта прогресс, XP и люмены не сохраняются между сессиями. Email/пароль как альтернативный способ входа не реализуется в MVP.</w:t>
       </w:r>
     </w:p>
     <w:p>
@@ -1791,7 +2176,7 @@
           <w:sz w:val="25"/>
           <w:szCs w:val="25"/>
         </w:rPr>
-        <w:t xml:space="preserve">F6–F7. Список курсов и экран курса</w:t>
+        <w:t xml:space="preserve">F5. Нижняя навигация</w:t>
       </w:r>
     </w:p>
     <w:p>
@@ -1812,7 +2197,7 @@
           <w:sz w:val="21"/>
           <w:szCs w:val="21"/>
         </w:rPr>
-        <w:t xml:space="preserve">Список из 4 доступных в MVP курсов (0, 1, 2, 5). Курсы отображаются в трёх состояниях: пройден (отмечен), текущий (активен, с прогрессом), заблокирован (недоступен до завершения предыдущего). Внутри курса — список из 5 уроков в том же логическом состоянии (пройден/доступен/заблокирован).</w:t>
+        <w:t xml:space="preserve">Постоянный Tab Bar из 3 вкладок: Курсы (слева), Луми (по центру, визуально крупнее — акцентный элемент), Профиль (справа).</w:t>
       </w:r>
     </w:p>
     <w:p>
@@ -1826,14 +2211,14 @@
           <w:sz w:val="21"/>
           <w:szCs w:val="21"/>
         </w:rPr>
-        <w:t xml:space="preserve">Правило блокировки: </w:t>
-      </w:r>
-      <w:r>
-        <w:rPr>
-          <w:sz w:val="21"/>
-          <w:szCs w:val="21"/>
-        </w:rPr>
-        <w:t xml:space="preserve">Курсы проходятся строго последовательно в порядке, определённом стартовым треком (F4); прыжки через курс невозможны.</w:t>
+        <w:t xml:space="preserve">Поведение: </w:t>
+      </w:r>
+      <w:r>
+        <w:rPr>
+          <w:sz w:val="21"/>
+          <w:szCs w:val="21"/>
+        </w:rPr>
+        <w:t xml:space="preserve">Переключение вкладок мгновенное, без потери состояния текущего экрана при возврате.</w:t>
       </w:r>
     </w:p>
     <w:p>
@@ -1849,7 +2234,7 @@
           <w:sz w:val="25"/>
           <w:szCs w:val="25"/>
         </w:rPr>
-        <w:t xml:space="preserve">F8–F9. Плеер урока и экран завершения</w:t>
+        <w:t xml:space="preserve">F6–F7. Список курсов и экран курса</w:t>
       </w:r>
     </w:p>
     <w:p>
@@ -1870,7 +2255,7 @@
           <w:sz w:val="21"/>
           <w:szCs w:val="21"/>
         </w:rPr>
-        <w:t xml:space="preserve">Экран урока последовательно показывает: название и цель, краткое объяснение темы (2–3 предложения), интерактивное упражнение (текстовый ввод, выбор варианта или ползунок — в зависимости от урока), пример выполнения. По завершении — отдельный экран с начислением XP и люменов, анимацией маскота в состоянии «успех» и текстовым сообщением от Луми.</w:t>
+        <w:t xml:space="preserve">Список из 4 доступных в MVP курсов (0, 1, 2, 5). Курсы отображаются в трёх состояниях: пройден (отмечен), текущий (активен, с прогрессом), заблокирован (недоступен до завершения предыдущего). Внутри курса — список из 5 уроков в том же логическом состоянии (пройден/доступен/заблокирован).</w:t>
       </w:r>
     </w:p>
     <w:p>
@@ -1884,14 +2269,14 @@
           <w:sz w:val="21"/>
           <w:szCs w:val="21"/>
         </w:rPr>
-        <w:t xml:space="preserve">Обработка кризисных сигналов: </w:t>
-      </w:r>
-      <w:r>
-        <w:rPr>
-          <w:sz w:val="21"/>
-          <w:szCs w:val="21"/>
-        </w:rPr>
-        <w:t xml:space="preserve">Если введённый пользователем текст в упражнении соответствует паттернам из F19 — плеер урока прерывается, начисление наград не происходит, пользователь переводится на экран F18 вместо экрана завершения.</w:t>
+        <w:t xml:space="preserve">Правило блокировки: </w:t>
+      </w:r>
+      <w:r>
+        <w:rPr>
+          <w:sz w:val="21"/>
+          <w:szCs w:val="21"/>
+        </w:rPr>
+        <w:t xml:space="preserve">Курсы проходятся строго последовательно в порядке, определённом стартовым треком (F4); прыжки через курс невозможны.</w:t>
       </w:r>
     </w:p>
     <w:p>
@@ -1907,7 +2292,7 @@
           <w:sz w:val="25"/>
           <w:szCs w:val="25"/>
         </w:rPr>
-        <w:t xml:space="preserve">F10. Главный экран «Луми»</w:t>
+        <w:t xml:space="preserve">F8–F9. Плеер урока и экран завершения</w:t>
       </w:r>
     </w:p>
     <w:p>
@@ -1928,7 +2313,7 @@
           <w:sz w:val="21"/>
           <w:szCs w:val="21"/>
         </w:rPr>
-        <w:t xml:space="preserve">Центральный экран показывает маскота в текущем эмоциональном состоянии (реагирует на прогресс пользователя — см. F15), карточку текущего урока с кнопкой «Продолжить», индикатор серии дней и полосу прогресса по текущему курсу.</w:t>
+        <w:t xml:space="preserve">Экран урока последовательно показывает: название и цель, краткое объяснение темы (2–3 предложения), интерактивное упражнение (текстовый ввод, выбор варианта или ползунок — в зависимости от урока), пример выполнения. По завершении — отдельный экран с начислением XP и люменов, анимацией маскота в состоянии «успех» и текстовым сообщением от Луми.</w:t>
       </w:r>
     </w:p>
     <w:p>
@@ -1942,14 +2327,14 @@
           <w:sz w:val="21"/>
           <w:szCs w:val="21"/>
         </w:rPr>
-        <w:t xml:space="preserve">Логика состояния маскота: </w:t>
-      </w:r>
-      <w:r>
-        <w:rPr>
-          <w:sz w:val="21"/>
-          <w:szCs w:val="21"/>
-        </w:rPr>
-        <w:t xml:space="preserve">Состояние подбирается по правилу: пропуск дня → состояние «пропуск дня» при первом возврате; сразу после завершения урока → состояние «успех» на экране завершения, на главном экране — нейтрально-довольное; при получении нового уровня/достижения → состояние «достижение».</w:t>
+        <w:t xml:space="preserve">Обработка кризисных сигналов: </w:t>
+      </w:r>
+      <w:r>
+        <w:rPr>
+          <w:sz w:val="21"/>
+          <w:szCs w:val="21"/>
+        </w:rPr>
+        <w:t xml:space="preserve">Если введённый пользователем текст в упражнении соответствует паттернам из F19 — плеер урока прерывается, начисление наград не происходит, пользователь переводится на экран F18 вместо экрана завершения.</w:t>
       </w:r>
     </w:p>
     <w:p>
@@ -1965,6 +2350,380 @@
           <w:sz w:val="25"/>
           <w:szCs w:val="25"/>
         </w:rPr>
+        <w:t xml:space="preserve">F10. Главный экран «Луми»</w:t>
+      </w:r>
+    </w:p>
+    <w:p>
+      <w:pPr>
+        <w:spacing w:after="80" w:line="268"/>
+      </w:pPr>
+      <w:r>
+        <w:rPr>
+          <w:b/>
+          <w:bCs/>
+          <w:sz w:val="21"/>
+          <w:szCs w:val="21"/>
+        </w:rPr>
+        <w:t xml:space="preserve">Описание: </w:t>
+      </w:r>
+      <w:r>
+        <w:rPr>
+          <w:sz w:val="21"/>
+          <w:szCs w:val="21"/>
+        </w:rPr>
+        <w:t xml:space="preserve">Центральный экран открывается персонализированным приветствием («Привет, [Имя]!») и строкой статистики из 3 показателей: серия дней, баланс люменов, число доступных заморозок. Ниже — маскот в текущем эмоциональном состоянии (реагирует на прогресс, см. F15), карточка текущего урока с кнопкой «Продолжить», блок «Сегодня для тебя» (F20), тизер кастомизации маскота (F22), карточка прогресса курса, карточка «Мысль дня» (F21).</w:t>
+      </w:r>
+    </w:p>
+    <w:p>
+      <w:pPr>
+        <w:spacing w:after="80" w:line="268"/>
+      </w:pPr>
+      <w:r>
+        <w:rPr>
+          <w:b/>
+          <w:bCs/>
+          <w:sz w:val="21"/>
+          <w:szCs w:val="21"/>
+        </w:rPr>
+        <w:t xml:space="preserve">Логика состояния маскота: </w:t>
+      </w:r>
+      <w:r>
+        <w:rPr>
+          <w:sz w:val="21"/>
+          <w:szCs w:val="21"/>
+        </w:rPr>
+        <w:t xml:space="preserve">Состояние подбирается по правилу: пропуск дня → состояние «пропуск дня» при первом возврате; сразу после завершения урока → состояние «успех» на экране завершения, на главном экране — нейтрально-довольное; при получении нового уровня/достижения → состояние «достижение».</w:t>
+      </w:r>
+    </w:p>
+    <w:p>
+      <w:pPr>
+        <w:pStyle w:val="Heading2"/>
+        <w:spacing w:after="100" w:before="260"/>
+      </w:pPr>
+      <w:r>
+        <w:rPr>
+          <w:b/>
+          <w:bCs/>
+          <w:color w:val="1A1A2E"/>
+          <w:sz w:val="25"/>
+          <w:szCs w:val="25"/>
+        </w:rPr>
+        <w:t xml:space="preserve">F20. Блок «Сегодня для тебя»</w:t>
+      </w:r>
+    </w:p>
+    <w:p>
+      <w:pPr>
+        <w:spacing w:after="80" w:line="268"/>
+      </w:pPr>
+      <w:r>
+        <w:rPr>
+          <w:b/>
+          <w:bCs/>
+          <w:sz w:val="21"/>
+          <w:szCs w:val="21"/>
+        </w:rPr>
+        <w:t xml:space="preserve">Описание: </w:t>
+      </w:r>
+      <w:r>
+        <w:rPr>
+          <w:sz w:val="21"/>
+          <w:szCs w:val="21"/>
+        </w:rPr>
+        <w:t xml:space="preserve">Ряд из 4 плиток с короткими практиками, не входящими в структурированные уроки курсов: Практика (3 мин), Дневник (быстрая запись), Дыхание (3 мин), Аффирмация (короткое чтение).</w:t>
+      </w:r>
+    </w:p>
+    <w:p>
+      <w:pPr>
+        <w:spacing w:after="80" w:line="268"/>
+      </w:pPr>
+      <w:r>
+        <w:rPr>
+          <w:b/>
+          <w:bCs/>
+          <w:sz w:val="21"/>
+          <w:szCs w:val="21"/>
+        </w:rPr>
+        <w:t xml:space="preserve">Контент (финализирован): </w:t>
+      </w:r>
+      <w:r>
+        <w:rPr>
+          <w:sz w:val="21"/>
+          <w:szCs w:val="21"/>
+        </w:rPr>
+        <w:t xml:space="preserve">Практика — назвать один подтверждённый факт о себе за сегодня (источник: категория «Уверенность» библиотеки упражнений). Дневник — одно действие, за которое пользователь благодарен себе сегодня (источник: «Благодарность себе»). Дыхание — счёт вдох-задержка-выдох по 4 счёта, 3 круга, без задержки дольше комфортной, не клиническая техника. Аффирмация — короткий текст для чтения без ввода, например «Я стараюсь, и это уже успех» (источник: тон курса 2).</w:t>
+      </w:r>
+    </w:p>
+    <w:p>
+      <w:pPr>
+        <w:spacing w:after="80" w:line="268"/>
+      </w:pPr>
+      <w:r>
+        <w:rPr>
+          <w:b/>
+          <w:bCs/>
+          <w:sz w:val="21"/>
+          <w:szCs w:val="21"/>
+        </w:rPr>
+        <w:t xml:space="preserve">Начисление: </w:t>
+      </w:r>
+      <w:r>
+        <w:rPr>
+          <w:sz w:val="21"/>
+          <w:szCs w:val="21"/>
+        </w:rPr>
+        <w:t xml:space="preserve">Прохождение плитки начисляет уменьшенную награду относительно полного урока — не заменяет и не ускоряет прохождение основных курсов.</w:t>
+      </w:r>
+    </w:p>
+    <w:p>
+      <w:pPr>
+        <w:pStyle w:val="Heading2"/>
+        <w:spacing w:after="100" w:before="260"/>
+      </w:pPr>
+      <w:r>
+        <w:rPr>
+          <w:b/>
+          <w:bCs/>
+          <w:color w:val="1A1A2E"/>
+          <w:sz w:val="25"/>
+          <w:szCs w:val="25"/>
+        </w:rPr>
+        <w:t xml:space="preserve">F21. Карточка «Мысль дня»</w:t>
+      </w:r>
+    </w:p>
+    <w:p>
+      <w:pPr>
+        <w:spacing w:after="80" w:line="268"/>
+      </w:pPr>
+      <w:r>
+        <w:rPr>
+          <w:b/>
+          <w:bCs/>
+          <w:sz w:val="21"/>
+          <w:szCs w:val="21"/>
+        </w:rPr>
+        <w:t xml:space="preserve">Описание: </w:t>
+      </w:r>
+      <w:r>
+        <w:rPr>
+          <w:sz w:val="21"/>
+          <w:szCs w:val="21"/>
+        </w:rPr>
+        <w:t xml:space="preserve">Короткая поддерживающая фраза, меняющаяся ежедневно, отображается на главном экране без действия от пользователя (не требует прохождения/отметки).</w:t>
+      </w:r>
+    </w:p>
+    <w:p>
+      <w:pPr>
+        <w:spacing w:after="80" w:line="268"/>
+      </w:pPr>
+      <w:r>
+        <w:rPr>
+          <w:b/>
+          <w:bCs/>
+          <w:sz w:val="21"/>
+          <w:szCs w:val="21"/>
+        </w:rPr>
+        <w:t xml:space="preserve">Источник контента: </w:t>
+      </w:r>
+      <w:r>
+        <w:rPr>
+          <w:sz w:val="21"/>
+          <w:szCs w:val="21"/>
+        </w:rPr>
+        <w:t xml:space="preserve">Использует уже принятую библиотеку текстов Луми (раздел 5 психологического документа) — ротация существующих фраз, дополнительных текстов писать не требуется на MVP.</w:t>
+      </w:r>
+    </w:p>
+    <w:p>
+      <w:pPr>
+        <w:spacing w:after="80" w:line="268"/>
+      </w:pPr>
+      <w:r>
+        <w:rPr>
+          <w:b/>
+          <w:bCs/>
+          <w:sz w:val="21"/>
+          <w:szCs w:val="21"/>
+        </w:rPr>
+        <w:t xml:space="preserve">Ограничения: </w:t>
+      </w:r>
+      <w:r>
+        <w:rPr>
+          <w:sz w:val="21"/>
+          <w:szCs w:val="21"/>
+        </w:rPr>
+        <w:t xml:space="preserve">Фраза не должна повторяться чаще раза в 2 недели при ежедневном использовании — требование к логике ротации на бэкенде.</w:t>
+      </w:r>
+    </w:p>
+    <w:p>
+      <w:pPr>
+        <w:pStyle w:val="Heading2"/>
+        <w:spacing w:after="100" w:before="260"/>
+      </w:pPr>
+      <w:r>
+        <w:rPr>
+          <w:b/>
+          <w:bCs/>
+          <w:color w:val="1A1A2E"/>
+          <w:sz w:val="25"/>
+          <w:szCs w:val="25"/>
+        </w:rPr>
+        <w:t xml:space="preserve">F22. «Гардероб» — тизер кастомизации маскота</w:t>
+      </w:r>
+    </w:p>
+    <w:p>
+      <w:pPr>
+        <w:spacing w:after="80" w:line="268"/>
+      </w:pPr>
+      <w:r>
+        <w:rPr>
+          <w:b/>
+          <w:bCs/>
+          <w:sz w:val="21"/>
+          <w:szCs w:val="21"/>
+        </w:rPr>
+        <w:t xml:space="preserve">Описание: </w:t>
+      </w:r>
+      <w:r>
+        <w:rPr>
+          <w:sz w:val="21"/>
+          <w:szCs w:val="21"/>
+        </w:rPr>
+        <w:t xml:space="preserve">Карточка на главном экране с коротким призывом «Создай стиль для Луми и подними ему настроение» и кнопкой «Гардероб →», ведущей в магазин (F13).</w:t>
+      </w:r>
+    </w:p>
+    <w:p>
+      <w:pPr>
+        <w:spacing w:after="80" w:line="268"/>
+      </w:pPr>
+      <w:r>
+        <w:rPr>
+          <w:b/>
+          <w:bCs/>
+          <w:sz w:val="21"/>
+          <w:szCs w:val="21"/>
+        </w:rPr>
+        <w:t xml:space="preserve">Связь с магазином: </w:t>
+      </w:r>
+      <w:r>
+        <w:rPr>
+          <w:sz w:val="21"/>
+          <w:szCs w:val="21"/>
+        </w:rPr>
+        <w:t xml:space="preserve">Не самостоятельная функция, а альтернативная точка входа в уже описанный магазин (F13) — покупка скинов/аксессуаров происходит там же, за люмены, с тем же уровневым ограничением.</w:t>
+      </w:r>
+    </w:p>
+    <w:p>
+      <w:pPr>
+        <w:pStyle w:val="Heading2"/>
+        <w:spacing w:after="100" w:before="260"/>
+      </w:pPr>
+      <w:r>
+        <w:rPr>
+          <w:b/>
+          <w:bCs/>
+          <w:color w:val="1A1A2E"/>
+          <w:sz w:val="25"/>
+          <w:szCs w:val="25"/>
+        </w:rPr>
+        <w:t xml:space="preserve">F24. iOS-виджет главного экрана</w:t>
+      </w:r>
+    </w:p>
+    <w:p>
+      <w:pPr>
+        <w:spacing w:after="80" w:line="268"/>
+      </w:pPr>
+      <w:r>
+        <w:rPr>
+          <w:b/>
+          <w:bCs/>
+          <w:sz w:val="21"/>
+          <w:szCs w:val="21"/>
+        </w:rPr>
+        <w:t xml:space="preserve">Описание: </w:t>
+      </w:r>
+      <w:r>
+        <w:rPr>
+          <w:sz w:val="21"/>
+          <w:szCs w:val="21"/>
+        </w:rPr>
+        <w:t xml:space="preserve">Отдельный iOS-виджет (WidgetKit) для установки на домашний экран телефона — по аналогии с механикой Duolingo, но с собственным содержанием.</w:t>
+      </w:r>
+    </w:p>
+    <w:p>
+      <w:pPr>
+        <w:spacing w:after="80" w:line="268"/>
+      </w:pPr>
+      <w:r>
+        <w:rPr>
+          <w:b/>
+          <w:bCs/>
+          <w:sz w:val="21"/>
+          <w:szCs w:val="21"/>
+        </w:rPr>
+        <w:t xml:space="preserve">Размеры и содержимое: </w:t>
+      </w:r>
+      <w:r>
+        <w:rPr>
+          <w:sz w:val="21"/>
+          <w:szCs w:val="21"/>
+        </w:rPr>
+        <w:t xml:space="preserve">Small и Medium размеры виджета. Показывает серию дней (🔥) и ротацию карточки «Мысль дня» — та же логика ротации, что и на главном экране (F21), не собственный отдельный контент.</w:t>
+      </w:r>
+    </w:p>
+    <w:p>
+      <w:pPr>
+        <w:spacing w:after="80" w:line="268"/>
+      </w:pPr>
+      <w:r>
+        <w:rPr>
+          <w:b/>
+          <w:bCs/>
+          <w:sz w:val="21"/>
+          <w:szCs w:val="21"/>
+        </w:rPr>
+        <w:t xml:space="preserve">Техническая реализация: </w:t>
+      </w:r>
+      <w:r>
+        <w:rPr>
+          <w:sz w:val="21"/>
+          <w:szCs w:val="21"/>
+        </w:rPr>
+        <w:t xml:space="preserve">Отдельный extension-таргет в Xcode-проекте; данные передаются между основным приложением и виджетом через App Group (shared container). Требует отдельного планирования в разработке — не тривиальная доработка существующего экрана.</w:t>
+      </w:r>
+    </w:p>
+    <w:p>
+      <w:pPr>
+        <w:spacing w:after="80" w:line="268"/>
+      </w:pPr>
+      <w:r>
+        <w:rPr>
+          <w:b/>
+          <w:bCs/>
+          <w:sz w:val="21"/>
+          <w:szCs w:val="21"/>
+        </w:rPr>
+        <w:t xml:space="preserve">Обновление данных: </w:t>
+      </w:r>
+      <w:r>
+        <w:rPr>
+          <w:sz w:val="21"/>
+          <w:szCs w:val="21"/>
+        </w:rPr>
+        <w:t xml:space="preserve">Виджет обновляется через timeline provider при изменении серии дней или смене дня для ротации мысли — не требует открытия приложения пользователем.</w:t>
+      </w:r>
+    </w:p>
+    <w:p>
+      <w:pPr>
+        <w:pStyle w:val="Heading2"/>
+        <w:spacing w:after="100" w:before="260"/>
+      </w:pPr>
+      <w:r>
+        <w:rPr>
+          <w:b/>
+          <w:bCs/>
+          <w:color w:val="1A1A2E"/>
+          <w:sz w:val="25"/>
+          <w:szCs w:val="25"/>
+        </w:rPr>
         <w:t xml:space="preserve">F11–F14. Геймификация</w:t>
       </w:r>
     </w:p>
@@ -2028,7 +2787,28 @@
           <w:sz w:val="21"/>
           <w:szCs w:val="21"/>
         </w:rPr>
-        <w:t xml:space="preserve">3 категории товаров: заморозка дня (30 люменов, функциональный товар), скины маскота (50–150 люменов, косметика), секретные техники (40 люменов, бонусный контент). Ни один товар не даёт преимущества в прохождении курсов.</w:t>
+        <w:t xml:space="preserve">3 категории редкости плюс функциональный товар: заморозка дня (30 люменов, доступна с уровня 1), обычные аксессуары маскота (50–60 люменов, уровень 1), редкие аксессуары (70–90 люменов, открываются на уровне 2), эпические аксессуары (100–150 люменов, уровень 3), секретные техники (40 люменов, открываются на уровне 2). Ни один товар не даёт преимущества в прохождении курсов.</w:t>
+      </w:r>
+    </w:p>
+    <w:p>
+      <w:pPr>
+        <w:spacing w:after="80" w:line="268"/>
+      </w:pPr>
+      <w:r>
+        <w:rPr>
+          <w:b/>
+          <w:bCs/>
+          <w:sz w:val="21"/>
+          <w:szCs w:val="21"/>
+        </w:rPr>
+        <w:t xml:space="preserve">Логика открытия по уровню: </w:t>
+      </w:r>
+      <w:r>
+        <w:rPr>
+          <w:sz w:val="21"/>
+          <w:szCs w:val="21"/>
+        </w:rPr>
+        <w:t xml:space="preserve">Уровень не выдаёт товар бесплатно — он открывает саму возможность его купить за люмены. Попытка купить товар выше доступного уровня блокируется в интерфейсе (кнопка неактивна, с подсказкой «Откроется на уровне N»).</w:t>
       </w:r>
     </w:p>
     <w:p>
@@ -2843,22 +3623,6 @@
     </w:p>
     <w:p>
       <w:pPr>
-        <w:pStyle w:val="Heading3"/>
-        <w:spacing w:after="70" w:before="180"/>
-      </w:pPr>
-      <w:r>
-        <w:rPr>
-          <w:b/>
-          <w:bCs/>
-          <w:color w:val="1A1A2E"/>
-          <w:sz w:val="22"/>
-          <w:szCs w:val="22"/>
-        </w:rPr>
-        <w:t xml:space="preserve">Прохождение курсов</w:t>
-      </w:r>
-    </w:p>
-    <w:p>
-      <w:pPr>
         <w:shd w:fill="EDE9F7"/>
         <w:spacing w:after="200" w:before="100"/>
         <w:ind w:left="100" w:right="100"/>
@@ -2881,7 +3645,7 @@
           <w:sz w:val="22"/>
           <w:szCs w:val="22"/>
         </w:rPr>
-        <w:t xml:space="preserve">пользователь с низкой самооценкой</w:t>
+        <w:t xml:space="preserve">новый пользователь</w:t>
       </w:r>
       <w:r>
         <w:rPr>
@@ -2901,7 +3665,7 @@
           <w:sz w:val="22"/>
           <w:szCs w:val="22"/>
         </w:rPr>
-        <w:t xml:space="preserve">проходить короткие ежедневные уроки по 5–10 минут</w:t>
+        <w:t xml:space="preserve">зарегистрироваться одним тапом через Apple</w:t>
       </w:r>
       <w:r>
         <w:rPr>
@@ -2919,7 +3683,23 @@
           <w:sz w:val="22"/>
           <w:szCs w:val="22"/>
         </w:rPr>
-        <w:t xml:space="preserve">заниматься регулярно, не перегружая себя</w:t>
+        <w:t xml:space="preserve">не вводить пароль и не бояться потерять прогресс</w:t>
+      </w:r>
+    </w:p>
+    <w:p>
+      <w:pPr>
+        <w:pStyle w:val="Heading3"/>
+        <w:spacing w:after="70" w:before="180"/>
+      </w:pPr>
+      <w:r>
+        <w:rPr>
+          <w:b/>
+          <w:bCs/>
+          <w:color w:val="1A1A2E"/>
+          <w:sz w:val="22"/>
+          <w:szCs w:val="22"/>
+        </w:rPr>
+        <w:t xml:space="preserve">Прохождение курсов</w:t>
       </w:r>
     </w:p>
     <w:p>
@@ -2946,7 +3726,7 @@
           <w:sz w:val="22"/>
           <w:szCs w:val="22"/>
         </w:rPr>
-        <w:t xml:space="preserve">пользователь</w:t>
+        <w:t xml:space="preserve">пользователь с низкой самооценкой</w:t>
       </w:r>
       <w:r>
         <w:rPr>
@@ -2966,7 +3746,7 @@
           <w:sz w:val="22"/>
           <w:szCs w:val="22"/>
         </w:rPr>
-        <w:t xml:space="preserve">видеть, какие курсы уже пройдены, а какие ещё заблокированы</w:t>
+        <w:t xml:space="preserve">проходить короткие ежедневные уроки по 5–10 минут</w:t>
       </w:r>
       <w:r>
         <w:rPr>
@@ -2984,7 +3764,7 @@
           <w:sz w:val="22"/>
           <w:szCs w:val="22"/>
         </w:rPr>
-        <w:t xml:space="preserve">понимать свой прогресс и дальнейший путь</w:t>
+        <w:t xml:space="preserve">заниматься регулярно, не перегружая себя</w:t>
       </w:r>
     </w:p>
     <w:p>
@@ -3031,7 +3811,7 @@
           <w:sz w:val="22"/>
           <w:szCs w:val="22"/>
         </w:rPr>
-        <w:t xml:space="preserve">получать поддерживающее сообщение от Луми после каждого урока</w:t>
+        <w:t xml:space="preserve">видеть, какие курсы уже пройдены, а какие ещё заблокированы</w:t>
       </w:r>
       <w:r>
         <w:rPr>
@@ -3049,23 +3829,7 @@
           <w:sz w:val="22"/>
           <w:szCs w:val="22"/>
         </w:rPr>
-        <w:t xml:space="preserve">чувствовать, что меня хвалят за усилие, а не оценивают строго</w:t>
-      </w:r>
-    </w:p>
-    <w:p>
-      <w:pPr>
-        <w:pStyle w:val="Heading3"/>
-        <w:spacing w:after="70" w:before="180"/>
-      </w:pPr>
-      <w:r>
-        <w:rPr>
-          <w:b/>
-          <w:bCs/>
-          <w:color w:val="1A1A2E"/>
-          <w:sz w:val="22"/>
-          <w:szCs w:val="22"/>
-        </w:rPr>
-        <w:t xml:space="preserve">Геймификация</w:t>
+        <w:t xml:space="preserve">понимать свой прогресс и дальнейший путь</w:t>
       </w:r>
     </w:p>
     <w:p>
@@ -3112,7 +3876,7 @@
           <w:sz w:val="22"/>
           <w:szCs w:val="22"/>
         </w:rPr>
-        <w:t xml:space="preserve">зарабатывать валюту и опыт за пройденные уроки</w:t>
+        <w:t xml:space="preserve">получать поддерживающее сообщение от Луми после каждого урока</w:t>
       </w:r>
       <w:r>
         <w:rPr>
@@ -3130,7 +3894,23 @@
           <w:sz w:val="22"/>
           <w:szCs w:val="22"/>
         </w:rPr>
-        <w:t xml:space="preserve">видеть ощутимый результат своей регулярной практики</w:t>
+        <w:t xml:space="preserve">чувствовать, что меня хвалят за усилие, а не оценивают строго</w:t>
+      </w:r>
+    </w:p>
+    <w:p>
+      <w:pPr>
+        <w:pStyle w:val="Heading3"/>
+        <w:spacing w:after="70" w:before="180"/>
+      </w:pPr>
+      <w:r>
+        <w:rPr>
+          <w:b/>
+          <w:bCs/>
+          <w:color w:val="1A1A2E"/>
+          <w:sz w:val="22"/>
+          <w:szCs w:val="22"/>
+        </w:rPr>
+        <w:t xml:space="preserve">Геймификация</w:t>
       </w:r>
     </w:p>
     <w:p>
@@ -3157,7 +3937,7 @@
           <w:sz w:val="22"/>
           <w:szCs w:val="22"/>
         </w:rPr>
-        <w:t xml:space="preserve">пользователь, который пропустил день</w:t>
+        <w:t xml:space="preserve">пользователь</w:t>
       </w:r>
       <w:r>
         <w:rPr>
@@ -3177,7 +3957,7 @@
           <w:sz w:val="22"/>
           <w:szCs w:val="22"/>
         </w:rPr>
-        <w:t xml:space="preserve">не терять свою серию из-за автоматической заморозки</w:t>
+        <w:t xml:space="preserve">зарабатывать валюту и опыт за пройденные уроки</w:t>
       </w:r>
       <w:r>
         <w:rPr>
@@ -3195,7 +3975,7 @@
           <w:sz w:val="22"/>
           <w:szCs w:val="22"/>
         </w:rPr>
-        <w:t xml:space="preserve">не чувствовать вину или давление за один пропущенный день</w:t>
+        <w:t xml:space="preserve">видеть ощутимый результат своей регулярной практики</w:t>
       </w:r>
     </w:p>
     <w:p>
@@ -3222,7 +4002,7 @@
           <w:sz w:val="22"/>
           <w:szCs w:val="22"/>
         </w:rPr>
-        <w:t xml:space="preserve">пользователь</w:t>
+        <w:t xml:space="preserve">пользователь, который пропустил день</w:t>
       </w:r>
       <w:r>
         <w:rPr>
@@ -3242,7 +4022,7 @@
           <w:sz w:val="22"/>
           <w:szCs w:val="22"/>
         </w:rPr>
-        <w:t xml:space="preserve">тратить накопленную валюту на кастомизацию маскота</w:t>
+        <w:t xml:space="preserve">не терять свою серию из-за автоматической заморозки</w:t>
       </w:r>
       <w:r>
         <w:rPr>
@@ -3260,23 +4040,7 @@
           <w:sz w:val="22"/>
           <w:szCs w:val="22"/>
         </w:rPr>
-        <w:t xml:space="preserve">персонализировать своего компаньона без давления платить реальные деньги</w:t>
-      </w:r>
-    </w:p>
-    <w:p>
-      <w:pPr>
-        <w:pStyle w:val="Heading3"/>
-        <w:spacing w:after="70" w:before="180"/>
-      </w:pPr>
-      <w:r>
-        <w:rPr>
-          <w:b/>
-          <w:bCs/>
-          <w:color w:val="1A1A2E"/>
-          <w:sz w:val="22"/>
-          <w:szCs w:val="22"/>
-        </w:rPr>
-        <w:t xml:space="preserve">Маскот</w:t>
+        <w:t xml:space="preserve">не чувствовать вину или давление за один пропущенный день</w:t>
       </w:r>
     </w:p>
     <w:p>
@@ -3323,6 +4087,217 @@
           <w:sz w:val="22"/>
           <w:szCs w:val="22"/>
         </w:rPr>
+        <w:t xml:space="preserve">тратить накопленную валюту на кастомизацию маскота</w:t>
+      </w:r>
+      <w:r>
+        <w:rPr>
+          <w:i/>
+          <w:iCs/>
+          <w:sz w:val="22"/>
+          <w:szCs w:val="22"/>
+        </w:rPr>
+        <w:t xml:space="preserve">, чтобы </w:t>
+      </w:r>
+      <w:r>
+        <w:rPr>
+          <w:i/>
+          <w:iCs/>
+          <w:sz w:val="22"/>
+          <w:szCs w:val="22"/>
+        </w:rPr>
+        <w:t xml:space="preserve">персонализировать своего компаньона без давления платить реальные деньги</w:t>
+      </w:r>
+    </w:p>
+    <w:p>
+      <w:pPr>
+        <w:shd w:fill="EDE9F7"/>
+        <w:spacing w:after="200" w:before="100"/>
+        <w:ind w:left="100" w:right="100"/>
+      </w:pPr>
+      <w:r>
+        <w:rPr>
+          <w:i/>
+          <w:iCs/>
+          <w:sz w:val="22"/>
+          <w:szCs w:val="22"/>
+        </w:rPr>
+        <w:t xml:space="preserve">Как </w:t>
+      </w:r>
+      <w:r>
+        <w:rPr>
+          <w:b/>
+          <w:bCs/>
+          <w:i/>
+          <w:iCs/>
+          <w:sz w:val="22"/>
+          <w:szCs w:val="22"/>
+        </w:rPr>
+        <w:t xml:space="preserve">пользователь, достигший нового уровня</w:t>
+      </w:r>
+      <w:r>
+        <w:rPr>
+          <w:i/>
+          <w:iCs/>
+          <w:sz w:val="22"/>
+          <w:szCs w:val="22"/>
+        </w:rPr>
+        <w:t xml:space="preserve">, я хочу </w:t>
+      </w:r>
+      <w:r>
+        <w:rPr>
+          <w:b/>
+          <w:bCs/>
+          <w:i/>
+          <w:iCs/>
+          <w:sz w:val="22"/>
+          <w:szCs w:val="22"/>
+        </w:rPr>
+        <w:t xml:space="preserve">получить доступ к более редким аксессуарам</w:t>
+      </w:r>
+      <w:r>
+        <w:rPr>
+          <w:i/>
+          <w:iCs/>
+          <w:sz w:val="22"/>
+          <w:szCs w:val="22"/>
+        </w:rPr>
+        <w:t xml:space="preserve">, чтобы </w:t>
+      </w:r>
+      <w:r>
+        <w:rPr>
+          <w:i/>
+          <w:iCs/>
+          <w:sz w:val="22"/>
+          <w:szCs w:val="22"/>
+        </w:rPr>
+        <w:t xml:space="preserve">чувствовать, что рост уровня имеет реальный смысл</w:t>
+      </w:r>
+    </w:p>
+    <w:p>
+      <w:pPr>
+        <w:shd w:fill="EDE9F7"/>
+        <w:spacing w:after="200" w:before="100"/>
+        <w:ind w:left="100" w:right="100"/>
+      </w:pPr>
+      <w:r>
+        <w:rPr>
+          <w:i/>
+          <w:iCs/>
+          <w:sz w:val="22"/>
+          <w:szCs w:val="22"/>
+        </w:rPr>
+        <w:t xml:space="preserve">Как </w:t>
+      </w:r>
+      <w:r>
+        <w:rPr>
+          <w:b/>
+          <w:bCs/>
+          <w:i/>
+          <w:iCs/>
+          <w:sz w:val="22"/>
+          <w:szCs w:val="22"/>
+        </w:rPr>
+        <w:t xml:space="preserve">пользователь</w:t>
+      </w:r>
+      <w:r>
+        <w:rPr>
+          <w:i/>
+          <w:iCs/>
+          <w:sz w:val="22"/>
+          <w:szCs w:val="22"/>
+        </w:rPr>
+        <w:t xml:space="preserve">, я хочу </w:t>
+      </w:r>
+      <w:r>
+        <w:rPr>
+          <w:b/>
+          <w:bCs/>
+          <w:i/>
+          <w:iCs/>
+          <w:sz w:val="22"/>
+          <w:szCs w:val="22"/>
+        </w:rPr>
+        <w:t xml:space="preserve">видеть свою серию дней и мысль дня на экране телефона без открытия приложения</w:t>
+      </w:r>
+      <w:r>
+        <w:rPr>
+          <w:i/>
+          <w:iCs/>
+          <w:sz w:val="22"/>
+          <w:szCs w:val="22"/>
+        </w:rPr>
+        <w:t xml:space="preserve">, чтобы </w:t>
+      </w:r>
+      <w:r>
+        <w:rPr>
+          <w:i/>
+          <w:iCs/>
+          <w:sz w:val="22"/>
+          <w:szCs w:val="22"/>
+        </w:rPr>
+        <w:t xml:space="preserve">получать напоминание и поддержку даже мельком, между делами</w:t>
+      </w:r>
+    </w:p>
+    <w:p>
+      <w:pPr>
+        <w:pStyle w:val="Heading3"/>
+        <w:spacing w:after="70" w:before="180"/>
+      </w:pPr>
+      <w:r>
+        <w:rPr>
+          <w:b/>
+          <w:bCs/>
+          <w:color w:val="1A1A2E"/>
+          <w:sz w:val="22"/>
+          <w:szCs w:val="22"/>
+        </w:rPr>
+        <w:t xml:space="preserve">Маскот</w:t>
+      </w:r>
+    </w:p>
+    <w:p>
+      <w:pPr>
+        <w:shd w:fill="EDE9F7"/>
+        <w:spacing w:after="200" w:before="100"/>
+        <w:ind w:left="100" w:right="100"/>
+      </w:pPr>
+      <w:r>
+        <w:rPr>
+          <w:i/>
+          <w:iCs/>
+          <w:sz w:val="22"/>
+          <w:szCs w:val="22"/>
+        </w:rPr>
+        <w:t xml:space="preserve">Как </w:t>
+      </w:r>
+      <w:r>
+        <w:rPr>
+          <w:b/>
+          <w:bCs/>
+          <w:i/>
+          <w:iCs/>
+          <w:sz w:val="22"/>
+          <w:szCs w:val="22"/>
+        </w:rPr>
+        <w:t xml:space="preserve">пользователь</w:t>
+      </w:r>
+      <w:r>
+        <w:rPr>
+          <w:i/>
+          <w:iCs/>
+          <w:sz w:val="22"/>
+          <w:szCs w:val="22"/>
+        </w:rPr>
+        <w:t xml:space="preserve">, я хочу </w:t>
+      </w:r>
+      <w:r>
+        <w:rPr>
+          <w:b/>
+          <w:bCs/>
+          <w:i/>
+          <w:iCs/>
+          <w:sz w:val="22"/>
+          <w:szCs w:val="22"/>
+        </w:rPr>
         <w:t xml:space="preserve">видеть, как Луми реагирует на мои успехи и трудности</w:t>
       </w:r>
       <w:r>
@@ -3342,6 +4317,136 @@
           <w:szCs w:val="22"/>
         </w:rPr>
         <w:t xml:space="preserve">ощущать эмоциональную связь с приложением, а не просто нажимать кнопки</w:t>
+      </w:r>
+    </w:p>
+    <w:p>
+      <w:pPr>
+        <w:shd w:fill="EDE9F7"/>
+        <w:spacing w:after="200" w:before="100"/>
+        <w:ind w:left="100" w:right="100"/>
+      </w:pPr>
+      <w:r>
+        <w:rPr>
+          <w:i/>
+          <w:iCs/>
+          <w:sz w:val="22"/>
+          <w:szCs w:val="22"/>
+        </w:rPr>
+        <w:t xml:space="preserve">Как </w:t>
+      </w:r>
+      <w:r>
+        <w:rPr>
+          <w:b/>
+          <w:bCs/>
+          <w:i/>
+          <w:iCs/>
+          <w:sz w:val="22"/>
+          <w:szCs w:val="22"/>
+        </w:rPr>
+        <w:t xml:space="preserve">пользователь</w:t>
+      </w:r>
+      <w:r>
+        <w:rPr>
+          <w:i/>
+          <w:iCs/>
+          <w:sz w:val="22"/>
+          <w:szCs w:val="22"/>
+        </w:rPr>
+        <w:t xml:space="preserve">, я хочу </w:t>
+      </w:r>
+      <w:r>
+        <w:rPr>
+          <w:b/>
+          <w:bCs/>
+          <w:i/>
+          <w:iCs/>
+          <w:sz w:val="22"/>
+          <w:szCs w:val="22"/>
+        </w:rPr>
+        <w:t xml:space="preserve">быстро сделать короткую практику (дыхание, аффирмацию) без прохождения целого урока</w:t>
+      </w:r>
+      <w:r>
+        <w:rPr>
+          <w:i/>
+          <w:iCs/>
+          <w:sz w:val="22"/>
+          <w:szCs w:val="22"/>
+        </w:rPr>
+        <w:t xml:space="preserve">, чтобы </w:t>
+      </w:r>
+      <w:r>
+        <w:rPr>
+          <w:i/>
+          <w:iCs/>
+          <w:sz w:val="22"/>
+          <w:szCs w:val="22"/>
+        </w:rPr>
+        <w:t xml:space="preserve">получить поддержку в моменте, когда нет 10 минут на полноценный урок</w:t>
+      </w:r>
+    </w:p>
+    <w:p>
+      <w:pPr>
+        <w:shd w:fill="EDE9F7"/>
+        <w:spacing w:after="200" w:before="100"/>
+        <w:ind w:left="100" w:right="100"/>
+      </w:pPr>
+      <w:r>
+        <w:rPr>
+          <w:i/>
+          <w:iCs/>
+          <w:sz w:val="22"/>
+          <w:szCs w:val="22"/>
+        </w:rPr>
+        <w:t xml:space="preserve">Как </w:t>
+      </w:r>
+      <w:r>
+        <w:rPr>
+          <w:b/>
+          <w:bCs/>
+          <w:i/>
+          <w:iCs/>
+          <w:sz w:val="22"/>
+          <w:szCs w:val="22"/>
+        </w:rPr>
+        <w:t xml:space="preserve">пользователь</w:t>
+      </w:r>
+      <w:r>
+        <w:rPr>
+          <w:i/>
+          <w:iCs/>
+          <w:sz w:val="22"/>
+          <w:szCs w:val="22"/>
+        </w:rPr>
+        <w:t xml:space="preserve">, я хочу </w:t>
+      </w:r>
+      <w:r>
+        <w:rPr>
+          <w:b/>
+          <w:bCs/>
+          <w:i/>
+          <w:iCs/>
+          <w:sz w:val="22"/>
+          <w:szCs w:val="22"/>
+        </w:rPr>
+        <w:t xml:space="preserve">видеть ежедневную поддерживающую мысль на главном экране</w:t>
+      </w:r>
+      <w:r>
+        <w:rPr>
+          <w:i/>
+          <w:iCs/>
+          <w:sz w:val="22"/>
+          <w:szCs w:val="22"/>
+        </w:rPr>
+        <w:t xml:space="preserve">, чтобы </w:t>
+      </w:r>
+      <w:r>
+        <w:rPr>
+          <w:i/>
+          <w:iCs/>
+          <w:sz w:val="22"/>
+          <w:szCs w:val="22"/>
+        </w:rPr>
+        <w:t xml:space="preserve">получать небольшую эмоциональную подпитку даже в день без урока</w:t>
       </w:r>
     </w:p>
     <w:p>
